--- a/src/content/bios/Winant-JG 2016.docx
+++ b/src/content/bios/Winant-JG 2016.docx
@@ -2223,7 +2223,7 @@
             <w:szCs w:val="24"/>
             <w:u w:val="none"/>
           </w:rPr>
-          <w:t>www.nationalobserver.net/2003_spring_ 110.htm</w:t>
+          <w:t>www.nationalobserver.net/2003_spring_110.htm</w:t>
         </w:r>
       </w:hyperlink>
       <w:r>
